--- a/docs/Chapter_6_Conclusion.docx
+++ b/docs/Chapter_6_Conclusion.docx
@@ -304,7 +304,7 @@
         <w:t xml:space="preserve"> </w:t>
       </w:r>
       <w:r>
-        <w:t xml:space="preserve">A multi-provider LLM engine (Google Gemini or Anthropic Claude) generates a plain-language executive summary, per-finding risk explanations, suggested fixes, and prioritised actions, which are embedded in the report to give the analyst a clearer picture of each vulnerability.</w:t>
+        <w:t xml:space="preserve">A LLM engine (Google Gemini) generates a plain-language executive summary, per-finding risk explanations, suggested fixes, and prioritised actions, which are embedded in the report to give the analyst a clearer picture of each vulnerability.</w:t>
       </w:r>
     </w:p>
     <w:p>
@@ -875,7 +875,7 @@
         <w:t xml:space="preserve"> </w:t>
       </w:r>
       <w:r>
-        <w:t xml:space="preserve">The AI-assisted analysis relies on an external LLM provider (Gemini or Claude); it is optional and key-gated, and its availability, latency, and cost are outside the system's control (the system degrades gracefully without it).</w:t>
+        <w:t xml:space="preserve">The AI-assisted analysis relies on an external LLM provider (Google Gemini); it is optional and key-gated, and its availability, latency, and cost are outside the system's control (the system degrades gracefully without it).</w:t>
       </w:r>
     </w:p>
     <w:p>
